--- a/FSD MERN - Developing a Reliable Back-end with Node and Express MAY 2026 batch 1/FSD MERN - Developing a Reliable Back-end with Node and Express  - Day 10 14-06-2026.docx
+++ b/FSD MERN - Developing a Reliable Back-end with Node and Express MAY 2026 batch 1/FSD MERN - Developing a Reliable Back-end with Node and Express  - Day 10 14-06-2026.docx
@@ -33,7 +33,7 @@
           <w:bCs/>
           <w:lang w:val="en-US"/>
         </w:rPr>
-        <w:t>9</w:t>
+        <w:t>10</w:t>
       </w:r>
       <w:r>
         <w:rPr>
@@ -59,45 +59,587 @@
           <w:lang w:val="en-US"/>
         </w:rPr>
       </w:pPr>
-      <w:r>
-        <w:rPr>
-          <w:lang w:val="en-US"/>
-        </w:rPr>
-        <w:t xml:space="preserve">Creating rest </w:t>
+      <w:proofErr w:type="gramStart"/>
+      <w:r>
+        <w:rPr>
+          <w:b/>
+          <w:bCs/>
+          <w:lang w:val="en-US"/>
+        </w:rPr>
+        <w:t>Testing :</w:t>
+      </w:r>
+      <w:proofErr w:type="gramEnd"/>
+      <w:r>
+        <w:rPr>
+          <w:b/>
+          <w:bCs/>
+          <w:lang w:val="en-US"/>
+        </w:rPr>
+        <w:t xml:space="preserve"> </w:t>
+      </w:r>
+      <w:r>
+        <w:rPr>
+          <w:lang w:val="en-US"/>
+        </w:rPr>
+        <w:t xml:space="preserve">Testing mainly use to find the defect or error or bugs in the application. </w:t>
+      </w:r>
+    </w:p>
+    <w:p>
+      <w:pPr>
+        <w:rPr>
+          <w:lang w:val="en-US"/>
+        </w:rPr>
+      </w:pPr>
+      <w:r>
+        <w:rPr>
+          <w:lang w:val="en-US"/>
+        </w:rPr>
+        <w:t>White box</w:t>
+      </w:r>
+    </w:p>
+    <w:p>
+      <w:pPr>
+        <w:rPr>
+          <w:lang w:val="en-US"/>
+        </w:rPr>
+      </w:pPr>
+      <w:r>
+        <w:rPr>
+          <w:lang w:val="en-US"/>
+        </w:rPr>
+        <w:tab/>
+      </w:r>
+      <w:r>
+        <w:rPr>
+          <w:lang w:val="en-US"/>
+        </w:rPr>
+        <w:tab/>
+      </w:r>
+      <w:r>
+        <w:rPr>
+          <w:highlight w:val="yellow"/>
+          <w:lang w:val="en-US"/>
+        </w:rPr>
+        <w:t xml:space="preserve">Input </w:t>
+      </w:r>
+      <w:r>
+        <w:rPr>
+          <w:highlight w:val="yellow"/>
+          <w:lang w:val="en-US"/>
+        </w:rPr>
+        <w:tab/>
+      </w:r>
+      <w:r>
+        <w:rPr>
+          <w:highlight w:val="yellow"/>
+          <w:lang w:val="en-US"/>
+        </w:rPr>
+        <w:tab/>
+        <w:t xml:space="preserve">Process </w:t>
+      </w:r>
+      <w:r>
+        <w:rPr>
+          <w:highlight w:val="yellow"/>
+          <w:lang w:val="en-US"/>
+        </w:rPr>
+        <w:tab/>
+      </w:r>
+      <w:r>
+        <w:rPr>
+          <w:highlight w:val="yellow"/>
+          <w:lang w:val="en-US"/>
+        </w:rPr>
+        <w:tab/>
+        <w:t>Output</w:t>
+      </w:r>
+      <w:r>
+        <w:rPr>
+          <w:lang w:val="en-US"/>
+        </w:rPr>
+        <w:t xml:space="preserve">  </w:t>
+      </w:r>
+    </w:p>
+    <w:p>
+      <w:pPr>
+        <w:rPr>
+          <w:lang w:val="en-US"/>
+        </w:rPr>
+      </w:pPr>
+      <w:r>
+        <w:rPr>
+          <w:lang w:val="en-US"/>
+        </w:rPr>
+        <w:t xml:space="preserve">Black box </w:t>
+      </w:r>
+    </w:p>
+    <w:p>
+      <w:pPr>
+        <w:rPr>
+          <w:lang w:val="en-US"/>
+        </w:rPr>
+      </w:pPr>
+      <w:r>
+        <w:rPr>
+          <w:lang w:val="en-US"/>
+        </w:rPr>
+        <w:tab/>
+      </w:r>
+      <w:r>
+        <w:rPr>
+          <w:lang w:val="en-US"/>
+        </w:rPr>
+        <w:tab/>
+      </w:r>
+      <w:r>
+        <w:rPr>
+          <w:highlight w:val="yellow"/>
+          <w:lang w:val="en-US"/>
+        </w:rPr>
+        <w:t>Input</w:t>
+      </w:r>
+      <w:r>
+        <w:rPr>
+          <w:lang w:val="en-US"/>
+        </w:rPr>
+        <w:t xml:space="preserve"> </w:t>
+      </w:r>
+      <w:r>
+        <w:rPr>
+          <w:lang w:val="en-US"/>
+        </w:rPr>
+        <w:tab/>
+      </w:r>
+      <w:r>
+        <w:rPr>
+          <w:lang w:val="en-US"/>
+        </w:rPr>
+        <w:tab/>
+        <w:t>Process</w:t>
+      </w:r>
+      <w:r>
+        <w:rPr>
+          <w:lang w:val="en-US"/>
+        </w:rPr>
+        <w:tab/>
+      </w:r>
+      <w:r>
+        <w:rPr>
+          <w:lang w:val="en-US"/>
+        </w:rPr>
+        <w:tab/>
+      </w:r>
+      <w:r>
+        <w:rPr>
+          <w:highlight w:val="yellow"/>
+          <w:lang w:val="en-US"/>
+        </w:rPr>
+        <w:t>Output</w:t>
+      </w:r>
+      <w:r>
+        <w:rPr>
+          <w:lang w:val="en-US"/>
+        </w:rPr>
+        <w:t xml:space="preserve"> </w:t>
+      </w:r>
+    </w:p>
+    <w:p>
+      <w:pPr>
+        <w:rPr>
+          <w:lang w:val="en-US"/>
+        </w:rPr>
+      </w:pPr>
+      <w:r>
+        <w:rPr>
+          <w:lang w:val="en-US"/>
+        </w:rPr>
+        <w:t xml:space="preserve">Unit </w:t>
+      </w:r>
+      <w:proofErr w:type="gramStart"/>
+      <w:r>
+        <w:rPr>
+          <w:lang w:val="en-US"/>
+        </w:rPr>
+        <w:t>testing :</w:t>
+      </w:r>
+      <w:proofErr w:type="gramEnd"/>
+      <w:r>
+        <w:rPr>
+          <w:lang w:val="en-US"/>
+        </w:rPr>
+        <w:t xml:space="preserve"> it is a type of functional testing which help test function functionality working or not. </w:t>
+      </w:r>
+    </w:p>
+    <w:p>
+      <w:pPr>
+        <w:rPr>
+          <w:lang w:val="en-US"/>
+        </w:rPr>
+      </w:pPr>
+      <w:r>
+        <w:rPr>
+          <w:lang w:val="en-US"/>
+        </w:rPr>
+        <w:t xml:space="preserve">JEST </w:t>
+      </w:r>
+    </w:p>
+    <w:p>
+      <w:pPr>
+        <w:rPr>
+          <w:lang w:val="en-US"/>
+        </w:rPr>
+      </w:pPr>
+      <w:r>
+        <w:rPr>
+          <w:lang w:val="en-US"/>
+        </w:rPr>
+        <w:t xml:space="preserve">Jasmine </w:t>
+      </w:r>
+    </w:p>
+    <w:p>
+      <w:pPr>
+        <w:rPr>
+          <w:lang w:val="en-US"/>
+        </w:rPr>
+      </w:pPr>
+      <w:r>
+        <w:rPr>
+          <w:lang w:val="en-US"/>
+        </w:rPr>
+        <w:t xml:space="preserve">Mocha with Chai </w:t>
+      </w:r>
+    </w:p>
+    <w:p>
+      <w:pPr>
+        <w:rPr>
+          <w:lang w:val="en-US"/>
+        </w:rPr>
+      </w:pPr>
+    </w:p>
+    <w:p>
+      <w:pPr>
+        <w:rPr>
+          <w:lang w:val="en-US"/>
+        </w:rPr>
+      </w:pPr>
+      <w:r>
+        <w:rPr>
+          <w:lang w:val="en-US"/>
+        </w:rPr>
+        <w:t>E2E testing:</w:t>
+      </w:r>
+    </w:p>
+    <w:p>
+      <w:pPr>
+        <w:rPr>
+          <w:lang w:val="en-US"/>
+        </w:rPr>
+      </w:pPr>
+      <w:r>
+        <w:rPr>
+          <w:b/>
+          <w:bCs/>
+          <w:lang w:val="en-US"/>
+        </w:rPr>
+        <w:t xml:space="preserve">Cypress: </w:t>
+      </w:r>
+      <w:r>
+        <w:rPr>
+          <w:lang w:val="en-US"/>
+        </w:rPr>
+        <w:t>Cypress is</w:t>
+      </w:r>
+      <w:r>
+        <w:rPr>
+          <w:b/>
+          <w:bCs/>
+          <w:lang w:val="en-US"/>
+        </w:rPr>
+        <w:t xml:space="preserve"> </w:t>
+      </w:r>
+      <w:proofErr w:type="gramStart"/>
+      <w:r>
+        <w:rPr>
+          <w:lang w:val="en-US"/>
+        </w:rPr>
+        <w:t>open source</w:t>
+      </w:r>
+      <w:proofErr w:type="gramEnd"/>
+      <w:r>
+        <w:rPr>
+          <w:lang w:val="en-US"/>
+        </w:rPr>
+        <w:t xml:space="preserve"> automation testing tool mainly for web application develop using any language. </w:t>
+      </w:r>
+    </w:p>
+    <w:p>
+      <w:pPr>
+        <w:rPr>
+          <w:lang w:val="en-US"/>
+        </w:rPr>
+      </w:pPr>
+      <w:r>
+        <w:rPr>
+          <w:lang w:val="en-US"/>
+        </w:rPr>
+        <w:t xml:space="preserve">Cypress is base upon JS code. Which help to do E2E as well as component testing for react, angular as well as </w:t>
       </w:r>
       <w:proofErr w:type="spellStart"/>
       <w:r>
         <w:rPr>
           <w:lang w:val="en-US"/>
         </w:rPr>
-        <w:t>api</w:t>
+        <w:t>vue</w:t>
       </w:r>
       <w:proofErr w:type="spellEnd"/>
       <w:r>
         <w:rPr>
           <w:lang w:val="en-US"/>
         </w:rPr>
-        <w:t xml:space="preserve"> with express JS and mongoose </w:t>
-      </w:r>
-      <w:r>
-        <w:rPr>
-          <w:lang w:val="en-US"/>
-        </w:rPr>
-        <w:t xml:space="preserve">in MVC style (model view controller). </w:t>
-      </w:r>
-    </w:p>
-    <w:p>
-      <w:pPr>
-        <w:rPr>
-          <w:b/>
-          <w:bCs/>
-          <w:lang w:val="en-US"/>
-        </w:rPr>
-      </w:pPr>
-    </w:p>
-    <w:p>
-      <w:pPr>
-        <w:rPr>
+        <w:t xml:space="preserve"> </w:t>
+      </w:r>
+      <w:proofErr w:type="spellStart"/>
+      <w:r>
+        <w:rPr>
+          <w:lang w:val="en-US"/>
+        </w:rPr>
+        <w:t>js</w:t>
+      </w:r>
+      <w:proofErr w:type="spellEnd"/>
+      <w:r>
+        <w:rPr>
+          <w:lang w:val="en-US"/>
+        </w:rPr>
+        <w:t xml:space="preserve">. </w:t>
+      </w:r>
+    </w:p>
+    <w:p>
+      <w:pPr>
+        <w:rPr>
+          <w:lang w:val="en-US"/>
+        </w:rPr>
+      </w:pPr>
+      <w:r>
+        <w:rPr>
+          <w:lang w:val="en-US"/>
+        </w:rPr>
+        <w:t xml:space="preserve">While doing testing we need the knowledge of DOM element and selector. </w:t>
+      </w:r>
+    </w:p>
+    <w:p>
+      <w:pPr>
+        <w:rPr>
+          <w:lang w:val="en-US"/>
+        </w:rPr>
+      </w:pPr>
+    </w:p>
+    <w:p>
+      <w:pPr>
+        <w:rPr>
+          <w:lang w:val="en-US"/>
+        </w:rPr>
+      </w:pPr>
+      <w:proofErr w:type="spellStart"/>
+      <w:r>
+        <w:rPr>
+          <w:lang w:val="en-US"/>
+        </w:rPr>
+        <w:t>mkdir</w:t>
+      </w:r>
+      <w:proofErr w:type="spellEnd"/>
+      <w:r>
+        <w:rPr>
+          <w:lang w:val="en-US"/>
+        </w:rPr>
+        <w:t xml:space="preserve"> cypress-testing-app</w:t>
+      </w:r>
+    </w:p>
+    <w:p>
+      <w:pPr>
+        <w:rPr>
+          <w:lang w:val="en-US"/>
+        </w:rPr>
+      </w:pPr>
+      <w:proofErr w:type="spellStart"/>
+      <w:r>
+        <w:rPr>
+          <w:lang w:val="en-US"/>
+        </w:rPr>
+        <w:t>npm</w:t>
+      </w:r>
+      <w:proofErr w:type="spellEnd"/>
+      <w:r>
+        <w:rPr>
+          <w:lang w:val="en-US"/>
+        </w:rPr>
+        <w:t xml:space="preserve"> </w:t>
+      </w:r>
+      <w:proofErr w:type="spellStart"/>
+      <w:r>
+        <w:rPr>
+          <w:lang w:val="en-US"/>
+        </w:rPr>
+        <w:t>init</w:t>
+      </w:r>
+      <w:proofErr w:type="spellEnd"/>
+      <w:r>
+        <w:rPr>
+          <w:lang w:val="en-US"/>
+        </w:rPr>
+        <w:t xml:space="preserve"> -y</w:t>
+      </w:r>
+    </w:p>
+    <w:p>
+      <w:pPr>
+        <w:rPr>
+          <w:lang w:val="en-US"/>
+        </w:rPr>
+      </w:pPr>
+      <w:proofErr w:type="spellStart"/>
+      <w:r>
+        <w:rPr>
+          <w:lang w:val="en-US"/>
+        </w:rPr>
+        <w:t>npm</w:t>
+      </w:r>
+      <w:proofErr w:type="spellEnd"/>
+      <w:r>
+        <w:rPr>
+          <w:lang w:val="en-US"/>
+        </w:rPr>
+        <w:t xml:space="preserve"> install cypress -D</w:t>
+      </w:r>
+    </w:p>
+    <w:p>
+      <w:pPr>
+        <w:rPr>
+          <w:lang w:val="en-US"/>
+        </w:rPr>
+      </w:pPr>
+      <w:r>
+        <w:rPr>
+          <w:lang w:val="en-US"/>
+        </w:rPr>
+        <w:t xml:space="preserve">or </w:t>
+      </w:r>
+    </w:p>
+    <w:p>
+      <w:pPr>
+        <w:rPr>
+          <w:lang w:val="en-US"/>
+        </w:rPr>
+      </w:pPr>
+      <w:proofErr w:type="spellStart"/>
+      <w:r>
+        <w:rPr>
+          <w:lang w:val="en-US"/>
+        </w:rPr>
+        <w:t>npm</w:t>
+      </w:r>
+      <w:proofErr w:type="spellEnd"/>
+      <w:r>
+        <w:rPr>
+          <w:lang w:val="en-US"/>
+        </w:rPr>
+        <w:t xml:space="preserve"> install cypress --save-dev</w:t>
+      </w:r>
+    </w:p>
+    <w:p>
+      <w:pPr>
+        <w:rPr>
+          <w:lang w:val="en-US"/>
+        </w:rPr>
+      </w:pPr>
+    </w:p>
+    <w:p>
+      <w:pPr>
+        <w:rPr>
+          <w:lang w:val="en-US"/>
+        </w:rPr>
+      </w:pPr>
+    </w:p>
+    <w:p>
+      <w:pPr>
+        <w:rPr>
+          <w:lang w:val="en-US"/>
+        </w:rPr>
+      </w:pPr>
+      <w:r>
+        <w:rPr>
+          <w:lang w:val="en-US"/>
+        </w:rPr>
+        <w:t xml:space="preserve">After installed dependencies </w:t>
+      </w:r>
+    </w:p>
+    <w:p>
+      <w:pPr>
+        <w:rPr>
+          <w:lang w:val="en-US"/>
+        </w:rPr>
+      </w:pPr>
+      <w:r>
+        <w:rPr>
+          <w:lang w:val="en-US"/>
+        </w:rPr>
+        <w:lastRenderedPageBreak/>
+        <w:t xml:space="preserve">Open the project in VS code. </w:t>
+      </w:r>
+    </w:p>
+    <w:p>
+      <w:pPr>
+        <w:rPr>
+          <w:lang w:val="en-US"/>
+        </w:rPr>
+      </w:pPr>
+      <w:r>
+        <w:rPr>
+          <w:lang w:val="en-US"/>
+        </w:rPr>
+        <w:t xml:space="preserve">And run the below command </w:t>
+      </w:r>
+    </w:p>
+    <w:p>
+      <w:pPr>
+        <w:rPr>
+          <w:b/>
+          <w:bCs/>
+          <w:lang w:val="en-US"/>
+        </w:rPr>
+      </w:pPr>
+      <w:proofErr w:type="spellStart"/>
+      <w:r>
+        <w:rPr>
+          <w:b/>
+          <w:bCs/>
+          <w:highlight w:val="yellow"/>
+          <w:lang w:val="en-US"/>
+        </w:rPr>
+        <w:t>npx</w:t>
+      </w:r>
+      <w:proofErr w:type="spellEnd"/>
+      <w:r>
+        <w:rPr>
+          <w:b/>
+          <w:bCs/>
+          <w:highlight w:val="yellow"/>
+          <w:lang w:val="en-US"/>
+        </w:rPr>
+        <w:t xml:space="preserve"> cypress open</w:t>
+      </w:r>
+    </w:p>
+    <w:p>
+      <w:pPr>
+        <w:rPr>
+          <w:b/>
+          <w:bCs/>
+          <w:lang w:val="en-US"/>
+        </w:rPr>
+      </w:pPr>
+    </w:p>
+    <w:p>
+      <w:pPr>
+        <w:rPr>
+          <w:b/>
+          <w:bCs/>
           <w:lang w:val="en-US"/>
         </w:rPr>
       </w:pPr>
@@ -106,10 +648,10 @@
           <w:noProof/>
         </w:rPr>
         <w:drawing>
-          <wp:inline distT="0" distB="0" distL="0" distR="0" wp14:anchorId="2687FF4C" wp14:editId="5154B175">
-            <wp:extent cx="5731510" cy="4584065"/>
-            <wp:effectExtent l="0" t="0" r="2540" b="6985"/>
-            <wp:docPr id="817031333" name="Picture 1"/>
+          <wp:inline distT="0" distB="0" distL="0" distR="0" wp14:anchorId="6242EE53" wp14:editId="30F4BA15">
+            <wp:extent cx="5731510" cy="2567940"/>
+            <wp:effectExtent l="0" t="0" r="2540" b="3810"/>
+            <wp:docPr id="331174751" name="Picture 1"/>
             <wp:cNvGraphicFramePr>
               <a:graphicFrameLocks xmlns:a="http://schemas.openxmlformats.org/drawingml/2006/main" noChangeAspect="1"/>
             </wp:cNvGraphicFramePr>
@@ -117,7 +659,7 @@
               <a:graphicData uri="http://schemas.openxmlformats.org/drawingml/2006/picture">
                 <pic:pic xmlns:pic="http://schemas.openxmlformats.org/drawingml/2006/picture">
                   <pic:nvPicPr>
-                    <pic:cNvPr id="817031333" name=""/>
+                    <pic:cNvPr id="331174751" name=""/>
                     <pic:cNvPicPr/>
                   </pic:nvPicPr>
                   <pic:blipFill>
@@ -129,7 +671,7 @@
                   <pic:spPr>
                     <a:xfrm>
                       <a:off x="0" y="0"/>
-                      <a:ext cx="5731510" cy="4584065"/>
+                      <a:ext cx="5731510" cy="2567940"/>
                     </a:xfrm>
                     <a:prstGeom prst="rect">
                       <a:avLst/>
@@ -145,174 +687,269 @@
     <w:p>
       <w:pPr>
         <w:rPr>
-          <w:lang w:val="en-US"/>
-        </w:rPr>
-      </w:pPr>
-    </w:p>
-    <w:p>
-      <w:pPr>
-        <w:rPr>
-          <w:lang w:val="en-US"/>
-        </w:rPr>
-      </w:pPr>
-      <w:proofErr w:type="spellStart"/>
-      <w:r>
-        <w:rPr>
-          <w:lang w:val="en-US"/>
-        </w:rPr>
-        <w:t>mkdir</w:t>
-      </w:r>
-      <w:proofErr w:type="spellEnd"/>
-      <w:r>
-        <w:rPr>
-          <w:lang w:val="en-US"/>
-        </w:rPr>
-        <w:t xml:space="preserve"> product-rest-</w:t>
-      </w:r>
-      <w:proofErr w:type="spellStart"/>
-      <w:r>
-        <w:rPr>
-          <w:lang w:val="en-US"/>
-        </w:rPr>
-        <w:t>api</w:t>
-      </w:r>
-      <w:proofErr w:type="spellEnd"/>
-      <w:r>
-        <w:rPr>
-          <w:lang w:val="en-US"/>
-        </w:rPr>
-        <w:t>-</w:t>
-      </w:r>
-      <w:proofErr w:type="spellStart"/>
-      <w:r>
-        <w:rPr>
-          <w:lang w:val="en-US"/>
-        </w:rPr>
-        <w:t>mvc</w:t>
-      </w:r>
-      <w:proofErr w:type="spellEnd"/>
-      <w:r>
-        <w:rPr>
-          <w:lang w:val="en-US"/>
-        </w:rPr>
-        <w:t xml:space="preserve">-style </w:t>
-      </w:r>
-    </w:p>
-    <w:p>
-      <w:pPr>
-        <w:rPr>
-          <w:lang w:val="en-US"/>
-        </w:rPr>
-      </w:pPr>
-      <w:proofErr w:type="spellStart"/>
-      <w:r>
-        <w:rPr>
-          <w:lang w:val="en-US"/>
-        </w:rPr>
-        <w:t>npm</w:t>
-      </w:r>
-      <w:proofErr w:type="spellEnd"/>
-      <w:r>
-        <w:rPr>
+          <w:b/>
+          <w:bCs/>
+          <w:lang w:val="en-US"/>
+        </w:rPr>
+      </w:pPr>
+    </w:p>
+    <w:p>
+      <w:pPr>
+        <w:rPr>
+          <w:b/>
+          <w:bCs/>
+          <w:lang w:val="en-US"/>
+        </w:rPr>
+      </w:pPr>
+      <w:r>
+        <w:rPr>
+          <w:noProof/>
+        </w:rPr>
+        <w:drawing>
+          <wp:inline distT="0" distB="0" distL="0" distR="0" wp14:anchorId="4149C5BF" wp14:editId="4C935CE6">
+            <wp:extent cx="5731510" cy="3209925"/>
+            <wp:effectExtent l="0" t="0" r="2540" b="9525"/>
+            <wp:docPr id="1654046739" name="Picture 1"/>
+            <wp:cNvGraphicFramePr>
+              <a:graphicFrameLocks xmlns:a="http://schemas.openxmlformats.org/drawingml/2006/main" noChangeAspect="1"/>
+            </wp:cNvGraphicFramePr>
+            <a:graphic xmlns:a="http://schemas.openxmlformats.org/drawingml/2006/main">
+              <a:graphicData uri="http://schemas.openxmlformats.org/drawingml/2006/picture">
+                <pic:pic xmlns:pic="http://schemas.openxmlformats.org/drawingml/2006/picture">
+                  <pic:nvPicPr>
+                    <pic:cNvPr id="1654046739" name=""/>
+                    <pic:cNvPicPr/>
+                  </pic:nvPicPr>
+                  <pic:blipFill>
+                    <a:blip r:embed="rId6"/>
+                    <a:stretch>
+                      <a:fillRect/>
+                    </a:stretch>
+                  </pic:blipFill>
+                  <pic:spPr>
+                    <a:xfrm>
+                      <a:off x="0" y="0"/>
+                      <a:ext cx="5731510" cy="3209925"/>
+                    </a:xfrm>
+                    <a:prstGeom prst="rect">
+                      <a:avLst/>
+                    </a:prstGeom>
+                  </pic:spPr>
+                </pic:pic>
+              </a:graphicData>
+            </a:graphic>
+          </wp:inline>
+        </w:drawing>
+      </w:r>
+    </w:p>
+    <w:p>
+      <w:pPr>
+        <w:rPr>
+          <w:b/>
+          <w:bCs/>
+          <w:lang w:val="en-US"/>
+        </w:rPr>
+      </w:pPr>
+    </w:p>
+    <w:p>
+      <w:pPr>
+        <w:rPr>
+          <w:b/>
+          <w:bCs/>
+          <w:lang w:val="en-US"/>
+        </w:rPr>
+      </w:pPr>
+      <w:r>
+        <w:rPr>
+          <w:noProof/>
+        </w:rPr>
+        <w:lastRenderedPageBreak/>
+        <w:drawing>
+          <wp:inline distT="0" distB="0" distL="0" distR="0" wp14:anchorId="080CED76" wp14:editId="56B33E6E">
+            <wp:extent cx="5731510" cy="3149600"/>
+            <wp:effectExtent l="0" t="0" r="2540" b="0"/>
+            <wp:docPr id="955393761" name="Picture 1"/>
+            <wp:cNvGraphicFramePr>
+              <a:graphicFrameLocks xmlns:a="http://schemas.openxmlformats.org/drawingml/2006/main" noChangeAspect="1"/>
+            </wp:cNvGraphicFramePr>
+            <a:graphic xmlns:a="http://schemas.openxmlformats.org/drawingml/2006/main">
+              <a:graphicData uri="http://schemas.openxmlformats.org/drawingml/2006/picture">
+                <pic:pic xmlns:pic="http://schemas.openxmlformats.org/drawingml/2006/picture">
+                  <pic:nvPicPr>
+                    <pic:cNvPr id="955393761" name=""/>
+                    <pic:cNvPicPr/>
+                  </pic:nvPicPr>
+                  <pic:blipFill>
+                    <a:blip r:embed="rId7"/>
+                    <a:stretch>
+                      <a:fillRect/>
+                    </a:stretch>
+                  </pic:blipFill>
+                  <pic:spPr>
+                    <a:xfrm>
+                      <a:off x="0" y="0"/>
+                      <a:ext cx="5731510" cy="3149600"/>
+                    </a:xfrm>
+                    <a:prstGeom prst="rect">
+                      <a:avLst/>
+                    </a:prstGeom>
+                  </pic:spPr>
+                </pic:pic>
+              </a:graphicData>
+            </a:graphic>
+          </wp:inline>
+        </w:drawing>
+      </w:r>
+    </w:p>
+    <w:p>
+      <w:pPr>
+        <w:rPr>
+          <w:b/>
+          <w:bCs/>
+          <w:lang w:val="en-US"/>
+        </w:rPr>
+      </w:pPr>
+      <w:r>
+        <w:rPr>
+          <w:noProof/>
+        </w:rPr>
+        <w:drawing>
+          <wp:inline distT="0" distB="0" distL="0" distR="0" wp14:anchorId="7AFA9EB1" wp14:editId="3AE97109">
+            <wp:extent cx="5731510" cy="2940685"/>
+            <wp:effectExtent l="0" t="0" r="2540" b="0"/>
+            <wp:docPr id="1119879557" name="Picture 1"/>
+            <wp:cNvGraphicFramePr>
+              <a:graphicFrameLocks xmlns:a="http://schemas.openxmlformats.org/drawingml/2006/main" noChangeAspect="1"/>
+            </wp:cNvGraphicFramePr>
+            <a:graphic xmlns:a="http://schemas.openxmlformats.org/drawingml/2006/main">
+              <a:graphicData uri="http://schemas.openxmlformats.org/drawingml/2006/picture">
+                <pic:pic xmlns:pic="http://schemas.openxmlformats.org/drawingml/2006/picture">
+                  <pic:nvPicPr>
+                    <pic:cNvPr id="1119879557" name=""/>
+                    <pic:cNvPicPr/>
+                  </pic:nvPicPr>
+                  <pic:blipFill>
+                    <a:blip r:embed="rId8"/>
+                    <a:stretch>
+                      <a:fillRect/>
+                    </a:stretch>
+                  </pic:blipFill>
+                  <pic:spPr>
+                    <a:xfrm>
+                      <a:off x="0" y="0"/>
+                      <a:ext cx="5731510" cy="2940685"/>
+                    </a:xfrm>
+                    <a:prstGeom prst="rect">
+                      <a:avLst/>
+                    </a:prstGeom>
+                  </pic:spPr>
+                </pic:pic>
+              </a:graphicData>
+            </a:graphic>
+          </wp:inline>
+        </w:drawing>
+      </w:r>
+    </w:p>
+    <w:p>
+      <w:pPr>
+        <w:rPr>
+          <w:b/>
+          <w:bCs/>
+          <w:lang w:val="en-US"/>
+        </w:rPr>
+      </w:pPr>
+    </w:p>
+    <w:p>
+      <w:pPr>
+        <w:rPr>
+          <w:b/>
+          <w:bCs/>
+          <w:lang w:val="en-US"/>
+        </w:rPr>
+      </w:pPr>
+      <w:r>
+        <w:rPr>
+          <w:noProof/>
+        </w:rPr>
+        <w:lastRenderedPageBreak/>
+        <w:drawing>
+          <wp:inline distT="0" distB="0" distL="0" distR="0" wp14:anchorId="7D262815" wp14:editId="6EFEE5AA">
+            <wp:extent cx="5731510" cy="2856865"/>
+            <wp:effectExtent l="0" t="0" r="2540" b="635"/>
+            <wp:docPr id="869563233" name="Picture 1"/>
+            <wp:cNvGraphicFramePr>
+              <a:graphicFrameLocks xmlns:a="http://schemas.openxmlformats.org/drawingml/2006/main" noChangeAspect="1"/>
+            </wp:cNvGraphicFramePr>
+            <a:graphic xmlns:a="http://schemas.openxmlformats.org/drawingml/2006/main">
+              <a:graphicData uri="http://schemas.openxmlformats.org/drawingml/2006/picture">
+                <pic:pic xmlns:pic="http://schemas.openxmlformats.org/drawingml/2006/picture">
+                  <pic:nvPicPr>
+                    <pic:cNvPr id="869563233" name=""/>
+                    <pic:cNvPicPr/>
+                  </pic:nvPicPr>
+                  <pic:blipFill>
+                    <a:blip r:embed="rId9"/>
+                    <a:stretch>
+                      <a:fillRect/>
+                    </a:stretch>
+                  </pic:blipFill>
+                  <pic:spPr>
+                    <a:xfrm>
+                      <a:off x="0" y="0"/>
+                      <a:ext cx="5731510" cy="2856865"/>
+                    </a:xfrm>
+                    <a:prstGeom prst="rect">
+                      <a:avLst/>
+                    </a:prstGeom>
+                  </pic:spPr>
+                </pic:pic>
+              </a:graphicData>
+            </a:graphic>
+          </wp:inline>
+        </w:drawing>
+      </w:r>
+    </w:p>
+    <w:p>
+      <w:pPr>
+        <w:rPr>
+          <w:b/>
+          <w:bCs/>
+          <w:lang w:val="en-US"/>
+        </w:rPr>
+      </w:pPr>
+    </w:p>
+    <w:p>
+      <w:pPr>
+        <w:rPr>
+          <w:b/>
+          <w:bCs/>
+          <w:lang w:val="en-US"/>
+        </w:rPr>
+      </w:pPr>
+      <w:r>
+        <w:rPr>
+          <w:b/>
+          <w:bCs/>
           <w:lang w:val="en-US"/>
         </w:rPr>
         <w:t xml:space="preserve"> </w:t>
       </w:r>
-      <w:proofErr w:type="spellStart"/>
-      <w:r>
-        <w:rPr>
-          <w:lang w:val="en-US"/>
-        </w:rPr>
-        <w:t>init</w:t>
-      </w:r>
-      <w:proofErr w:type="spellEnd"/>
-      <w:r>
-        <w:rPr>
-          <w:lang w:val="en-US"/>
-        </w:rPr>
-        <w:t xml:space="preserve"> -y</w:t>
-      </w:r>
-    </w:p>
-    <w:p>
-      <w:pPr>
-        <w:rPr>
-          <w:lang w:val="en-US"/>
-        </w:rPr>
-      </w:pPr>
-      <w:proofErr w:type="spellStart"/>
-      <w:r>
-        <w:rPr>
-          <w:lang w:val="en-US"/>
-        </w:rPr>
-        <w:t>npm</w:t>
-      </w:r>
-      <w:proofErr w:type="spellEnd"/>
-      <w:r>
-        <w:rPr>
-          <w:lang w:val="en-US"/>
-        </w:rPr>
-        <w:t xml:space="preserve"> install express mongoose </w:t>
-      </w:r>
-    </w:p>
-    <w:p>
-      <w:pPr>
-        <w:rPr>
-          <w:lang w:val="en-US"/>
-        </w:rPr>
-      </w:pPr>
-    </w:p>
-    <w:p>
-      <w:pPr>
-        <w:rPr>
-          <w:b/>
-          <w:bCs/>
-          <w:lang w:val="en-US"/>
-        </w:rPr>
-      </w:pPr>
-    </w:p>
-    <w:p>
-      <w:pPr>
-        <w:rPr>
-          <w:b/>
-          <w:bCs/>
-          <w:lang w:val="en-US"/>
-        </w:rPr>
-      </w:pPr>
-    </w:p>
-    <w:p>
-      <w:pPr>
-        <w:rPr>
-          <w:b/>
-          <w:bCs/>
-          <w:lang w:val="en-US"/>
-        </w:rPr>
-      </w:pPr>
-    </w:p>
-    <w:p>
-      <w:pPr>
-        <w:rPr>
-          <w:b/>
-          <w:bCs/>
-          <w:lang w:val="en-US"/>
-        </w:rPr>
-      </w:pPr>
-    </w:p>
-    <w:p>
-      <w:pPr>
-        <w:rPr>
-          <w:lang w:val="en-US"/>
-        </w:rPr>
-      </w:pPr>
-      <w:proofErr w:type="gramStart"/>
-      <w:r>
-        <w:rPr>
-          <w:b/>
-          <w:bCs/>
-          <w:lang w:val="en-US"/>
-        </w:rPr>
-        <w:t>models :</w:t>
-      </w:r>
-      <w:proofErr w:type="gramEnd"/>
+    </w:p>
+    <w:p>
+      <w:pPr>
+        <w:rPr>
+          <w:lang w:val="en-US"/>
+        </w:rPr>
+      </w:pPr>
+    </w:p>
+    <w:p>
+      <w:pPr>
+        <w:rPr>
+          <w:b/>
+          <w:bCs/>
+          <w:lang w:val="en-US"/>
+        </w:rPr>
+      </w:pPr>
       <w:r>
         <w:rPr>
           <w:b/>
@@ -321,564 +958,6 @@
         </w:rPr>
         <w:t xml:space="preserve"> </w:t>
       </w:r>
-      <w:r>
-        <w:rPr>
-          <w:lang w:val="en-US"/>
-        </w:rPr>
-        <w:t>This folder contains model file which link to collection in mongo db. Mongoose module provide schema features (field name, data types and validation) using schema we can create the model.</w:t>
-      </w:r>
-    </w:p>
-    <w:p>
-      <w:pPr>
-        <w:rPr>
-          <w:lang w:val="en-US"/>
-        </w:rPr>
-      </w:pPr>
-      <w:proofErr w:type="gramStart"/>
-      <w:r>
-        <w:rPr>
-          <w:b/>
-          <w:bCs/>
-          <w:lang w:val="en-US"/>
-        </w:rPr>
-        <w:t xml:space="preserve">repositories </w:t>
-      </w:r>
-      <w:r>
-        <w:rPr>
-          <w:lang w:val="en-US"/>
-        </w:rPr>
-        <w:t>:</w:t>
-      </w:r>
-      <w:proofErr w:type="gramEnd"/>
-      <w:r>
-        <w:rPr>
-          <w:lang w:val="en-US"/>
-        </w:rPr>
-        <w:t xml:space="preserve"> this folder contains pure database logic using </w:t>
-      </w:r>
-      <w:proofErr w:type="spellStart"/>
-      <w:r>
-        <w:rPr>
-          <w:lang w:val="en-US"/>
-        </w:rPr>
-        <w:t>mongodb</w:t>
-      </w:r>
-      <w:proofErr w:type="spellEnd"/>
-      <w:r>
-        <w:rPr>
-          <w:lang w:val="en-US"/>
-        </w:rPr>
-        <w:t xml:space="preserve"> or mongoose module </w:t>
-      </w:r>
-    </w:p>
-    <w:p>
-      <w:pPr>
-        <w:rPr>
-          <w:lang w:val="en-US"/>
-        </w:rPr>
-      </w:pPr>
-      <w:proofErr w:type="gramStart"/>
-      <w:r>
-        <w:rPr>
-          <w:b/>
-          <w:bCs/>
-          <w:lang w:val="en-US"/>
-        </w:rPr>
-        <w:t>service</w:t>
-      </w:r>
-      <w:r>
-        <w:rPr>
-          <w:lang w:val="en-US"/>
-        </w:rPr>
-        <w:t xml:space="preserve"> :</w:t>
-      </w:r>
-      <w:proofErr w:type="gramEnd"/>
-      <w:r>
-        <w:rPr>
-          <w:lang w:val="en-US"/>
-        </w:rPr>
-        <w:t xml:space="preserve"> this folder contains pure business logic. Before store the data in database or after retrieve data from database if you want to apply any business requirement base upon client requirement you can write inside service file.  </w:t>
-      </w:r>
-    </w:p>
-    <w:p>
-      <w:pPr>
-        <w:rPr>
-          <w:lang w:val="en-US"/>
-        </w:rPr>
-      </w:pPr>
-      <w:proofErr w:type="gramStart"/>
-      <w:r>
-        <w:rPr>
-          <w:b/>
-          <w:bCs/>
-          <w:lang w:val="en-US"/>
-        </w:rPr>
-        <w:t>Controller</w:t>
-      </w:r>
-      <w:r>
-        <w:rPr>
-          <w:lang w:val="en-US"/>
-        </w:rPr>
-        <w:t xml:space="preserve"> :</w:t>
-      </w:r>
-      <w:proofErr w:type="gramEnd"/>
-      <w:r>
-        <w:rPr>
-          <w:lang w:val="en-US"/>
-        </w:rPr>
-        <w:t xml:space="preserve"> this folder contains request and response code. Means which help to take the data from view technologies or rest </w:t>
-      </w:r>
-      <w:proofErr w:type="spellStart"/>
-      <w:r>
-        <w:rPr>
-          <w:lang w:val="en-US"/>
-        </w:rPr>
-        <w:t>api</w:t>
-      </w:r>
-      <w:proofErr w:type="spellEnd"/>
-      <w:r>
-        <w:rPr>
-          <w:lang w:val="en-US"/>
-        </w:rPr>
-        <w:t xml:space="preserve"> and pass the data to service layer. </w:t>
-      </w:r>
-      <w:proofErr w:type="spellStart"/>
-      <w:r>
-        <w:rPr>
-          <w:lang w:val="en-US"/>
-        </w:rPr>
-        <w:t>Base</w:t>
-      </w:r>
-      <w:proofErr w:type="spellEnd"/>
-      <w:r>
-        <w:rPr>
-          <w:lang w:val="en-US"/>
-        </w:rPr>
-        <w:t xml:space="preserve"> upon service layer response it </w:t>
-      </w:r>
-      <w:proofErr w:type="gramStart"/>
-      <w:r>
-        <w:rPr>
-          <w:lang w:val="en-US"/>
-        </w:rPr>
-        <w:t>send</w:t>
-      </w:r>
-      <w:proofErr w:type="gramEnd"/>
-      <w:r>
-        <w:rPr>
-          <w:lang w:val="en-US"/>
-        </w:rPr>
-        <w:t xml:space="preserve"> to different view or different format output. </w:t>
-      </w:r>
-    </w:p>
-    <w:p>
-      <w:pPr>
-        <w:rPr>
-          <w:lang w:val="en-US"/>
-        </w:rPr>
-      </w:pPr>
-      <w:proofErr w:type="gramStart"/>
-      <w:r>
-        <w:rPr>
-          <w:b/>
-          <w:bCs/>
-          <w:lang w:val="en-US"/>
-        </w:rPr>
-        <w:t>router :</w:t>
-      </w:r>
-      <w:proofErr w:type="gramEnd"/>
-      <w:r>
-        <w:rPr>
-          <w:lang w:val="en-US"/>
-        </w:rPr>
-        <w:t xml:space="preserve"> express </w:t>
-      </w:r>
-      <w:proofErr w:type="spellStart"/>
-      <w:r>
-        <w:rPr>
-          <w:lang w:val="en-US"/>
-        </w:rPr>
-        <w:t>js</w:t>
-      </w:r>
-      <w:proofErr w:type="spellEnd"/>
-      <w:r>
-        <w:rPr>
-          <w:lang w:val="en-US"/>
-        </w:rPr>
-        <w:t xml:space="preserve"> provide router features which help to make request path and http methods. Base upon http method and path it will re-direct to particular controller functions. </w:t>
-      </w:r>
-    </w:p>
-    <w:p>
-      <w:pPr>
-        <w:rPr>
-          <w:lang w:val="en-US"/>
-        </w:rPr>
-      </w:pPr>
-      <w:proofErr w:type="gramStart"/>
-      <w:r>
-        <w:rPr>
-          <w:highlight w:val="yellow"/>
-          <w:lang w:val="en-US"/>
-        </w:rPr>
-        <w:t>c</w:t>
-      </w:r>
-      <w:r>
-        <w:rPr>
-          <w:highlight w:val="yellow"/>
-          <w:lang w:val="en-US"/>
-        </w:rPr>
-        <w:t>onfig :</w:t>
-      </w:r>
-      <w:proofErr w:type="gramEnd"/>
-      <w:r>
-        <w:rPr>
-          <w:lang w:val="en-US"/>
-        </w:rPr>
-        <w:t xml:space="preserve">: this folder contains configuration details. Example database connections. </w:t>
-      </w:r>
-    </w:p>
-    <w:p>
-      <w:pPr>
-        <w:rPr>
-          <w:b/>
-          <w:bCs/>
-          <w:lang w:val="en-US"/>
-        </w:rPr>
-      </w:pPr>
-      <w:r>
-        <w:rPr>
-          <w:b/>
-          <w:bCs/>
-          <w:lang w:val="en-US"/>
-        </w:rPr>
-        <w:t xml:space="preserve">dbConfig.js </w:t>
-      </w:r>
-    </w:p>
-    <w:p>
-      <w:pPr>
-        <w:rPr>
-          <w:lang w:val="en-US"/>
-        </w:rPr>
-      </w:pPr>
-    </w:p>
-    <w:p>
-      <w:pPr>
-        <w:rPr>
-          <w:lang w:val="en-US"/>
-        </w:rPr>
-      </w:pPr>
-      <w:proofErr w:type="gramStart"/>
-      <w:r>
-        <w:rPr>
-          <w:b/>
-          <w:bCs/>
-          <w:lang w:val="en-US"/>
-        </w:rPr>
-        <w:t xml:space="preserve">app.js </w:t>
-      </w:r>
-      <w:r>
-        <w:rPr>
-          <w:lang w:val="en-US"/>
-        </w:rPr>
-        <w:t>:</w:t>
-      </w:r>
-      <w:proofErr w:type="gramEnd"/>
-      <w:r>
-        <w:rPr>
-          <w:lang w:val="en-US"/>
-        </w:rPr>
-        <w:t xml:space="preserve"> this file </w:t>
-      </w:r>
-      <w:proofErr w:type="gramStart"/>
-      <w:r>
-        <w:rPr>
-          <w:lang w:val="en-US"/>
-        </w:rPr>
-        <w:t>load</w:t>
-      </w:r>
-      <w:proofErr w:type="gramEnd"/>
-      <w:r>
-        <w:rPr>
-          <w:lang w:val="en-US"/>
-        </w:rPr>
-        <w:t xml:space="preserve"> all requirement module, all any middleware if required, call dbConfig.js file to connect database, map main path of particular router, provide port number </w:t>
-      </w:r>
-      <w:proofErr w:type="spellStart"/>
-      <w:r>
-        <w:rPr>
-          <w:lang w:val="en-US"/>
-        </w:rPr>
-        <w:t>datails</w:t>
-      </w:r>
-      <w:proofErr w:type="spellEnd"/>
-      <w:r>
-        <w:rPr>
-          <w:lang w:val="en-US"/>
-        </w:rPr>
-        <w:t xml:space="preserve">. </w:t>
-      </w:r>
-    </w:p>
-    <w:p>
-      <w:pPr>
-        <w:rPr>
-          <w:lang w:val="en-US"/>
-        </w:rPr>
-      </w:pPr>
-    </w:p>
-    <w:p>
-      <w:pPr>
-        <w:rPr>
-          <w:lang w:val="en-US"/>
-        </w:rPr>
-      </w:pPr>
-    </w:p>
-    <w:p>
-      <w:pPr>
-        <w:rPr>
-          <w:lang w:val="en-US"/>
-        </w:rPr>
-      </w:pPr>
-    </w:p>
-    <w:p>
-      <w:pPr>
-        <w:rPr>
-          <w:lang w:val="en-US"/>
-        </w:rPr>
-      </w:pPr>
-    </w:p>
-    <w:p>
-      <w:pPr>
-        <w:rPr>
-          <w:lang w:val="en-US"/>
-        </w:rPr>
-      </w:pPr>
-      <w:r>
-        <w:rPr>
-          <w:lang w:val="en-US"/>
-        </w:rPr>
-        <w:t>Post sample data</w:t>
-      </w:r>
-    </w:p>
-    <w:p>
-      <w:r>
-        <w:t>{</w:t>
-      </w:r>
-    </w:p>
-    <w:p>
-      <w:r>
-        <w:t>    "</w:t>
-      </w:r>
-      <w:proofErr w:type="spellStart"/>
-      <w:r>
-        <w:t>pname</w:t>
-      </w:r>
-      <w:proofErr w:type="spellEnd"/>
-      <w:r>
-        <w:t>": "Hard Disk",</w:t>
-      </w:r>
-    </w:p>
-    <w:p>
-      <w:r>
-        <w:t>    "price": 12000,</w:t>
-      </w:r>
-    </w:p>
-    <w:p>
-      <w:r>
-        <w:t>    "quantity": 50,</w:t>
-      </w:r>
-    </w:p>
-    <w:p>
-      <w:r>
-        <w:t>    "category": "Electronics"</w:t>
-      </w:r>
-    </w:p>
-    <w:p>
-      <w:r>
-        <w:lastRenderedPageBreak/>
-        <w:t>}</w:t>
-      </w:r>
-    </w:p>
-    <w:p>
-      <w:pPr>
-        <w:rPr>
-          <w:lang w:val="en-US"/>
-        </w:rPr>
-      </w:pPr>
-    </w:p>
-    <w:p>
-      <w:pPr>
-        <w:rPr>
-          <w:b/>
-          <w:bCs/>
-          <w:lang w:val="en-US"/>
-        </w:rPr>
-      </w:pPr>
-      <w:proofErr w:type="spellStart"/>
-      <w:proofErr w:type="gramStart"/>
-      <w:r>
-        <w:rPr>
-          <w:b/>
-          <w:bCs/>
-          <w:lang w:val="en-US"/>
-        </w:rPr>
-        <w:t>Bcryptjs</w:t>
-      </w:r>
-      <w:proofErr w:type="spellEnd"/>
-      <w:r>
-        <w:rPr>
-          <w:b/>
-          <w:bCs/>
-          <w:lang w:val="en-US"/>
-        </w:rPr>
-        <w:t xml:space="preserve"> :</w:t>
-      </w:r>
-      <w:proofErr w:type="gramEnd"/>
-    </w:p>
-    <w:p>
-      <w:pPr>
-        <w:rPr>
-          <w:lang w:val="en-US"/>
-        </w:rPr>
-      </w:pPr>
-      <w:r>
-        <w:rPr>
-          <w:lang w:val="en-US"/>
-        </w:rPr>
-        <w:t xml:space="preserve">This module </w:t>
-      </w:r>
-      <w:proofErr w:type="gramStart"/>
-      <w:r>
-        <w:rPr>
-          <w:lang w:val="en-US"/>
-        </w:rPr>
-        <w:t>help</w:t>
-      </w:r>
-      <w:proofErr w:type="gramEnd"/>
-      <w:r>
-        <w:rPr>
-          <w:lang w:val="en-US"/>
-        </w:rPr>
-        <w:t xml:space="preserve"> us to convert text format password in hashing format. </w:t>
-      </w:r>
-    </w:p>
-    <w:p>
-      <w:pPr>
-        <w:rPr>
-          <w:lang w:val="en-US"/>
-        </w:rPr>
-      </w:pPr>
-      <w:proofErr w:type="spellStart"/>
-      <w:r>
-        <w:rPr>
-          <w:lang w:val="en-US"/>
-        </w:rPr>
-        <w:t>Mkdir</w:t>
-      </w:r>
-      <w:proofErr w:type="spellEnd"/>
-      <w:r>
-        <w:rPr>
-          <w:lang w:val="en-US"/>
-        </w:rPr>
-        <w:t xml:space="preserve"> </w:t>
-      </w:r>
-      <w:proofErr w:type="spellStart"/>
-      <w:r>
-        <w:rPr>
-          <w:lang w:val="en-US"/>
-        </w:rPr>
-        <w:t>password_hasing</w:t>
-      </w:r>
-      <w:proofErr w:type="spellEnd"/>
-      <w:r>
-        <w:rPr>
-          <w:lang w:val="en-US"/>
-        </w:rPr>
-        <w:t xml:space="preserve"> </w:t>
-      </w:r>
-    </w:p>
-    <w:p>
-      <w:pPr>
-        <w:rPr>
-          <w:lang w:val="en-US"/>
-        </w:rPr>
-      </w:pPr>
-      <w:proofErr w:type="spellStart"/>
-      <w:r>
-        <w:rPr>
-          <w:lang w:val="en-US"/>
-        </w:rPr>
-        <w:t>Npm</w:t>
-      </w:r>
-      <w:proofErr w:type="spellEnd"/>
-      <w:r>
-        <w:rPr>
-          <w:lang w:val="en-US"/>
-        </w:rPr>
-        <w:t xml:space="preserve"> </w:t>
-      </w:r>
-      <w:proofErr w:type="spellStart"/>
-      <w:r>
-        <w:rPr>
-          <w:lang w:val="en-US"/>
-        </w:rPr>
-        <w:t>init</w:t>
-      </w:r>
-      <w:proofErr w:type="spellEnd"/>
-      <w:r>
-        <w:rPr>
-          <w:lang w:val="en-US"/>
-        </w:rPr>
-        <w:t xml:space="preserve"> -y</w:t>
-      </w:r>
-    </w:p>
-    <w:p>
-      <w:pPr>
-        <w:rPr>
-          <w:lang w:val="en-US"/>
-        </w:rPr>
-      </w:pPr>
-      <w:proofErr w:type="spellStart"/>
-      <w:r>
-        <w:rPr>
-          <w:lang w:val="en-US"/>
-        </w:rPr>
-        <w:t>Npm</w:t>
-      </w:r>
-      <w:proofErr w:type="spellEnd"/>
-      <w:r>
-        <w:rPr>
-          <w:lang w:val="en-US"/>
-        </w:rPr>
-        <w:t xml:space="preserve"> install </w:t>
-      </w:r>
-      <w:proofErr w:type="spellStart"/>
-      <w:r>
-        <w:rPr>
-          <w:lang w:val="en-US"/>
-        </w:rPr>
-        <w:t>bcryptjs</w:t>
-      </w:r>
-      <w:proofErr w:type="spellEnd"/>
-      <w:r>
-        <w:rPr>
-          <w:lang w:val="en-US"/>
-        </w:rPr>
-        <w:t xml:space="preserve"> </w:t>
-      </w:r>
-    </w:p>
-    <w:p>
-      <w:pPr>
-        <w:rPr>
-          <w:lang w:val="en-US"/>
-        </w:rPr>
-      </w:pPr>
-    </w:p>
-    <w:p>
-      <w:pPr>
-        <w:rPr>
-          <w:lang w:val="en-US"/>
-        </w:rPr>
-      </w:pPr>
     </w:p>
     <w:sectPr>
       <w:pgSz w:w="11906" w:h="16838"/>
@@ -1774,6 +1853,7 @@
   <w:style w:type="character" w:default="1" w:styleId="DefaultParagraphFont">
     <w:name w:val="Default Paragraph Font"/>
     <w:uiPriority w:val="1"/>
+    <w:semiHidden/>
     <w:unhideWhenUsed/>
   </w:style>
   <w:style w:type="table" w:default="1" w:styleId="TableNormal">

--- a/FSD MERN - Developing a Reliable Back-end with Node and Express MAY 2026 batch 1/FSD MERN - Developing a Reliable Back-end with Node and Express  - Day 10 14-06-2026.docx
+++ b/FSD MERN - Developing a Reliable Back-end with Node and Express MAY 2026 batch 1/FSD MERN - Developing a Reliable Back-end with Node and Express  - Day 10 14-06-2026.docx
@@ -252,21 +252,7 @@
         <w:rPr>
           <w:lang w:val="en-US"/>
         </w:rPr>
-        <w:t xml:space="preserve">Unit </w:t>
-      </w:r>
-      <w:proofErr w:type="gramStart"/>
-      <w:r>
-        <w:rPr>
-          <w:lang w:val="en-US"/>
-        </w:rPr>
-        <w:t>testing :</w:t>
-      </w:r>
-      <w:proofErr w:type="gramEnd"/>
-      <w:r>
-        <w:rPr>
-          <w:lang w:val="en-US"/>
-        </w:rPr>
-        <w:t xml:space="preserve"> it is a type of functional testing which help test function functionality working or not. </w:t>
+        <w:t xml:space="preserve">Unit testing : it is a type of functional testing which help test function functionality working or not. </w:t>
       </w:r>
     </w:p>
     <w:p>
@@ -356,19 +342,11 @@
         </w:rPr>
         <w:t xml:space="preserve"> </w:t>
       </w:r>
-      <w:proofErr w:type="gramStart"/>
-      <w:r>
-        <w:rPr>
-          <w:lang w:val="en-US"/>
-        </w:rPr>
-        <w:t>open source</w:t>
-      </w:r>
-      <w:proofErr w:type="gramEnd"/>
-      <w:r>
-        <w:rPr>
-          <w:lang w:val="en-US"/>
-        </w:rPr>
-        <w:t xml:space="preserve"> automation testing tool mainly for web application develop using any language. </w:t>
+      <w:r>
+        <w:rPr>
+          <w:lang w:val="en-US"/>
+        </w:rPr>
+        <w:t xml:space="preserve">open source automation testing tool mainly for web application develop using any language. </w:t>
       </w:r>
     </w:p>
     <w:p>
@@ -441,6 +419,7 @@
       <w:proofErr w:type="spellStart"/>
       <w:r>
         <w:rPr>
+          <w:highlight w:val="yellow"/>
           <w:lang w:val="en-US"/>
         </w:rPr>
         <w:t>mkdir</w:t>
@@ -448,6 +427,7 @@
       <w:proofErr w:type="spellEnd"/>
       <w:r>
         <w:rPr>
+          <w:highlight w:val="yellow"/>
           <w:lang w:val="en-US"/>
         </w:rPr>
         <w:t xml:space="preserve"> cypress-testing-app</w:t>
